--- a/spa/docx/45.content.docx
+++ b/spa/docx/45.content.docx
@@ -214,7 +214,7 @@
         <w:rPr>
           <w:lang w:val="es_ES" w:bidi="es_ES"/>
         </w:rPr>
-        <w:t xml:space="preserve"> Les escribe Pablo, siervo de Jesucristo, llamado y enviado para anunciar las buenas noticias de Dios.</w:t>
+        <w:t xml:space="preserve"> Yo, Pablo, les escribo esta carta. Soy siervo de Jesucristo, llamado y enviado para anunciar las buenas noticias de Dios.</w:t>
       </w:r>
     </w:p>
     <w:p>
@@ -313,7 +313,7 @@
           <w:vertAlign w:val="superscript"/>
           <w:lang w:val="es_ES" w:bidi="es_ES"/>
         </w:rPr>
-        <w:t>7</w:t>
+        <w:t>6-7</w:t>
       </w:r>
       <w:r>
         <w:rPr>
@@ -529,7 +529,7 @@
         <w:rPr>
           <w:lang w:val="es_ES" w:bidi="es_ES"/>
         </w:rPr>
-        <w:t xml:space="preserve"> Las buenas noticias revelan la justicia de Dios, una justicia que es por fe de principio a fin, tal como está escrito: «El justo vivirá por la fe».</w:t>
+        <w:t xml:space="preserve"> Las buenas noticias revelan la justicia de Dios, una justicia que es por fe de principio a fin, tal como está escrito: “El justo vivirá por la fe”.</w:t>
       </w:r>
     </w:p>
     <w:p>
@@ -802,7 +802,7 @@
         <w:rPr>
           <w:lang w:val="es_ES" w:bidi="es_ES"/>
         </w:rPr>
-        <w:t xml:space="preserve"> Son chismosos, calumniadores, enemigos de Dios, insolentes, soberbiosn y arrogantes. Inventan maneras de hacer el mal y se rebelan contra sus padres.</w:t>
+        <w:t xml:space="preserve"> Son chismosos, calumniadores, enemigos de Dios, insolentes, soberbios y arrogantes. Inventan maneras de hacer el mal y se rebelan contra sus padres.</w:t>
       </w:r>
     </w:p>
     <w:p>
@@ -844,7 +844,7 @@
         <w:rPr>
           <w:lang w:val="es_ES" w:bidi="es_ES"/>
         </w:rPr>
-        <w:t xml:space="preserve"> Conocen el justo decreto de Dios de que quienes practican tales cosas merecen la muerte. Aún así, no solo continúan haciéndolas, sino que también aprueban a quienes las practican.</w:t>
+        <w:t xml:space="preserve"> Conocen el justo decreto de Dios de que quienes practican tales cosas merecen la muerte. Aun así, no solo continúan haciéndolas, sino que también aprueban a quienes las practican.</w:t>
       </w:r>
     </w:p>
     <w:p>
@@ -986,7 +986,7 @@
         <w:rPr>
           <w:lang w:val="es_ES" w:bidi="es_ES"/>
         </w:rPr>
-        <w:t xml:space="preserve"> En ese día, Dios «pagará a cada uno según sus obras».</w:t>
+        <w:t xml:space="preserve"> En ese día, Dios “pagará a cada uno según sus obras”.</w:t>
       </w:r>
     </w:p>
     <w:p>
@@ -1070,7 +1070,7 @@
         <w:rPr>
           <w:lang w:val="es_ES" w:bidi="es_ES"/>
         </w:rPr>
-        <w:t xml:space="preserve"> Pero habrá gloria, honra y paz para todo el que hace lo bueno, primero para el judío y también para el que no lo es,</w:t>
+        <w:t xml:space="preserve"> Pero habrá gloria, honra y paz para todo el que hace lo bueno, primero para el judío y también para el que no lo es.</w:t>
       </w:r>
     </w:p>
     <w:p>
@@ -1091,7 +1091,7 @@
         <w:rPr>
           <w:lang w:val="es_ES" w:bidi="es_ES"/>
         </w:rPr>
-        <w:t xml:space="preserve"> porque para Dios no hay favoritismos.</w:t>
+        <w:t xml:space="preserve"> Para Dios no hay favoritismos.</w:t>
       </w:r>
     </w:p>
     <w:p>
@@ -1196,7 +1196,7 @@
         <w:rPr>
           <w:lang w:val="es_ES" w:bidi="es_ES"/>
         </w:rPr>
-        <w:t xml:space="preserve"> Esto se verá el día en que Dios juzgue los secretos de todos por medio de Jesucristo, tal como declara mi evangelio.</w:t>
+        <w:t xml:space="preserve"> Esto se verá el día en que Dios juzgue los secretos de todos por medio de Jesucristo. Esto es lo que declaran las buenas noticias que predico.</w:t>
       </w:r>
     </w:p>
     <w:p>
@@ -1364,7 +1364,7 @@
         <w:rPr>
           <w:lang w:val="es_ES" w:bidi="es_ES"/>
         </w:rPr>
-        <w:t xml:space="preserve"> Como está escrito: «Por culpa de ustedes, el nombre de Dios es blasfemado entre las naciones».</w:t>
+        <w:t xml:space="preserve"> Como está escrito: “Por culpa de ustedes, el nombre de Dios es blasfemado entre las naciones”.</w:t>
       </w:r>
     </w:p>
     <w:p>
@@ -1427,7 +1427,7 @@
         <w:rPr>
           <w:lang w:val="es_ES" w:bidi="es_ES"/>
         </w:rPr>
-        <w:t xml:space="preserve"> El que no está circuncidado, pero obedece la ley, te condenará a ti que tienes la ley escrita y la circuncisión, pero la quebrantas.</w:t>
+        <w:t xml:space="preserve"> El que no está circuncidado, pero obedece la ley, te condenará a ti, que tienes la ley escrita y la circuncisión, pero la quebrantas.</w:t>
       </w:r>
     </w:p>
     <w:p>
@@ -1569,7 +1569,7 @@
         <w:rPr>
           <w:lang w:val="es_ES" w:bidi="es_ES"/>
         </w:rPr>
-        <w:t xml:space="preserve"> ¡De ninguna manera! Aunque todo el mundo sea mentiroso, Dios es veraz. Como está escrito: «Por eso eres justo cuando me juzgas; eres irreprochable cuando me condenas».</w:t>
+        <w:t xml:space="preserve"> ¡De ninguna manera! Aunque todo el mundo sea mentiroso, Dios es veraz. Como está escrito: “Por eso eres justo cuando me juzgas; eres irreprochable cuando me condenas”.</w:t>
       </w:r>
     </w:p>
     <w:p>
@@ -1653,7 +1653,7 @@
         <w:rPr>
           <w:lang w:val="es_ES" w:bidi="es_ES"/>
         </w:rPr>
-        <w:t xml:space="preserve"> ¿Por qué no decir entonces: «Hagamos el mal para que venga el bien»? Precisamente algunos nos acusan de enseñar eso. Estos acusadores tienen bien merecida su condenación.</w:t>
+        <w:t xml:space="preserve"> ¿Por qué no decir entonces: “Hagamos el mal para que venga el bien”? Precisamente algunos nos acusan de enseñar eso. Estos acusadores tienen bien merecida su condenación.</w:t>
       </w:r>
     </w:p>
     <w:p>
@@ -1695,7 +1695,7 @@
         <w:rPr>
           <w:lang w:val="es_ES" w:bidi="es_ES"/>
         </w:rPr>
-        <w:t xml:space="preserve"> Como dicen las Escrituras: «No hay nadie que haga lo bueno, ni siquiera uno.</w:t>
+        <w:t xml:space="preserve"> Como dicen las Escrituras: “No hay nadie que haga lo bueno, ni siquiera uno.</w:t>
       </w:r>
     </w:p>
     <w:p>
@@ -1863,7 +1863,7 @@
         <w:rPr>
           <w:lang w:val="es_ES" w:bidi="es_ES"/>
         </w:rPr>
-        <w:t xml:space="preserve"> No hay temor de Dios delante de sus ojos».</w:t>
+        <w:t xml:space="preserve"> No hay temor de Dios delante de sus ojos”.</w:t>
       </w:r>
     </w:p>
     <w:p>
@@ -1884,7 +1884,7 @@
         <w:rPr>
           <w:lang w:val="es_ES" w:bidi="es_ES"/>
         </w:rPr>
-        <w:t xml:space="preserve"> Ahora bien, sabemos que todo lo que dice la ley se lo dice a los que están sometidos a la ley, para que toda boca se calle y el mundo entero quede bajo el juicio de Dios.</w:t>
+        <w:t xml:space="preserve"> Ahora bien, sabemos que todo lo que dice la ley se lo dice a los que están sometidos a la ley. Es así para que toda boca se calle y el mundo entero quede bajo el juicio de Dios.</w:t>
       </w:r>
     </w:p>
     <w:p>
@@ -2004,13 +2004,13 @@
           <w:vertAlign w:val="superscript"/>
           <w:lang w:val="es_ES" w:bidi="es_ES"/>
         </w:rPr>
-        <w:t>26</w:t>
-      </w:r>
-      <w:r>
-        <w:rPr>
-          <w:lang w:val="es_ES" w:bidi="es_ES"/>
-        </w:rPr>
-        <w:t xml:space="preserve"> Dios ofreció a Jesucristo como sacrificio de expiación, que se recibe por la fe en su sangre, para demostrar su justicia. Con ello mostró su paciencia al haber pasado por alto los pecados cometidos anteriormente; y así, en el tiempo presente, manifiesta su justicia. Él es justo y, al mismo tiempo, él es el que hace justos a quienes tienen fe en Jesús.</w:t>
+        <w:t>25-26</w:t>
+      </w:r>
+      <w:r>
+        <w:rPr>
+          <w:lang w:val="es_ES" w:bidi="es_ES"/>
+        </w:rPr>
+        <w:t xml:space="preserve"> Dios ofreció a Jesucristo como sacrificio de expiación, que se recibe por la fe en su sangre, para demostrar su justicia. Con ello mostró su paciencia al haber pasado por alto los pecados cometidos anteriormente. Y así, en el tiempo presente, manifiesta su justicia. Él es justo y, al mismo tiempo, él es el que hace justos a quienes tienen fe en Jesús.</w:t>
       </w:r>
     </w:p>
     <w:p>
@@ -2194,7 +2194,7 @@
         <w:rPr>
           <w:lang w:val="es_ES" w:bidi="es_ES"/>
         </w:rPr>
-        <w:t xml:space="preserve"> Es así porque, ¿qué dicen las Escrituras? «Abram creyó al Señor, y el Señor se lo contó como justicia».</w:t>
+        <w:t xml:space="preserve"> Pues, ¿qué dicen las Escrituras? “Abram creyó al Señor, y el Señor se lo contó como justicia”.</w:t>
       </w:r>
     </w:p>
     <w:p>
@@ -2299,7 +2299,7 @@
         <w:rPr>
           <w:lang w:val="es_ES" w:bidi="es_ES"/>
         </w:rPr>
-        <w:t xml:space="preserve"> Qué feliz es aquel a quien el Señor no le toma en cuenta su maldad».</w:t>
+        <w:t xml:space="preserve"> Qué feliz es aquel a quien el Señor no le toma en cuenta su maldad”.</w:t>
       </w:r>
     </w:p>
     <w:p>
@@ -2404,7 +2404,7 @@
         <w:rPr>
           <w:lang w:val="es_ES" w:bidi="es_ES"/>
         </w:rPr>
-        <w:t xml:space="preserve"> La promesa que Dios le hizo a Abraham y a sus descendientes de que heredarían la tierra no fue por obedecer la ley, sino mediante la fe, la cual se le tomó en cuenta como justicia.</w:t>
+        <w:t xml:space="preserve"> La promesa que Dios le hizo a Abraham y a sus descendientes de que heredarían la tierra no fue por obedecer la ley. En cambio, fue mediante la fe, la cual se le tomó en cuenta como justicia.</w:t>
       </w:r>
     </w:p>
     <w:p>
@@ -2488,7 +2488,7 @@
         <w:rPr>
           <w:lang w:val="es_ES" w:bidi="es_ES"/>
         </w:rPr>
-        <w:t xml:space="preserve"> Así está escrito: «Te he hecho padre de una multitud de naciones». Esta es la promesa del mismo Dios en quien Abraham creyó, el Dios que da vida a los muertos y que llama las cosas que no existen como si ya existieran.</w:t>
+        <w:t xml:space="preserve"> Así está escrito: “Te he hecho padre de una multitud de naciones”. Esta es la promesa del mismo Dios en quien Abraham creyó, el Dios que da vida a los muertos y que llama las cosas que no existen como si ya existieran.</w:t>
       </w:r>
     </w:p>
     <w:p>
@@ -2509,7 +2509,7 @@
         <w:rPr>
           <w:lang w:val="es_ES" w:bidi="es_ES"/>
         </w:rPr>
-        <w:t xml:space="preserve"> Abraham creyó contra toda esperanza y así llegó a ser padre de muchas naciones, conforme a lo que se le había dicho: «Así de numerosa será tu descendencia».</w:t>
+        <w:t xml:space="preserve"> Abraham creyó contra toda esperanza y así llegó a ser padre de muchas naciones, conforme a lo que se le había dicho: “Así de numerosa será tu descendencia”.</w:t>
       </w:r>
     </w:p>
     <w:p>
@@ -2530,7 +2530,7 @@
         <w:rPr>
           <w:lang w:val="es_ES" w:bidi="es_ES"/>
         </w:rPr>
-        <w:t xml:space="preserve"> Su fe no se debilitó cuando consideró que su cuerpo ya estaba casi muerto, porque tenía alrededor de 100 años, y que Sara también era estéril.</w:t>
+        <w:t xml:space="preserve"> Su fe no se debilitó cuando consideró que Sara era estéril y que su propio cuerpo ya estaba casi muerto, porque tenía alrededor de 100 años.</w:t>
       </w:r>
     </w:p>
     <w:p>
@@ -3402,7 +3402,7 @@
         <w:rPr>
           <w:lang w:val="es_ES" w:bidi="es_ES"/>
         </w:rPr>
-        <w:t xml:space="preserve"> No pongan ninguna parte de su cuerpo al servicio del pecado como instrumento de maldad. Al contrario, entréguense a Dios como quienes han pasado de la muerte a la vida, y ofrezcan todo su cuerpo como instrumento de justicia.</w:t>
+        <w:t xml:space="preserve"> No pongan ninguna parte de su cuerpo al servicio del pecado como instrumento de maldad. Al contrario, entréguense a Dios como quienes han pasado de la muerte a la vida. Ofrezcan todo su cuerpo como instrumento de justicia.</w:t>
       </w:r>
     </w:p>
     <w:p>
@@ -3775,7 +3775,7 @@
         <w:rPr>
           <w:lang w:val="es_ES" w:bidi="es_ES"/>
         </w:rPr>
-        <w:t xml:space="preserve"> ¿Qué diremos entonces? ¿Que la ley es pecado? ¡De ninguna manera! Más bien, yo no habría conocido el pecado si no fuera por la ley. No habría sabido lo que es codiciar si la ley no dijera: «No codiciarás».</w:t>
+        <w:t xml:space="preserve"> ¿Qué diremos entonces? ¿Que la ley es pecado? ¡De ninguna manera! Más bien, yo no habría conocido el pecado si no fuera por la ley. No habría sabido lo que es codiciar si la ley no dijera: “No codiciarás”.</w:t>
       </w:r>
     </w:p>
     <w:p>
@@ -4232,7 +4232,7 @@
         <w:rPr>
           <w:lang w:val="es_ES" w:bidi="es_ES"/>
         </w:rPr>
-        <w:t xml:space="preserve"> La ley no pudo hacerlo porque nuestra naturaleza pecaminosa anuló su poder. Por eso Dios envió a su propio Hijo en una condición semejante a la de nuestra naturaleza pecaminosa para ofrecerlo como sacrificio por el pecado. Así condenó al pecado en la naturaleza humana.</w:t>
+        <w:t xml:space="preserve"> La ley no pudo hacerlo porque nuestra naturaleza pecaminosa anuló su poder. Por eso Dios envió a su propio Hijo en una condición semejante a la de nuestra naturaleza pecaminosa. Lo hizo para ofrecerlo como sacrificio por el pecado. Así condenó al pecado en la naturaleza humana.</w:t>
       </w:r>
     </w:p>
     <w:p>
@@ -4484,7 +4484,7 @@
         <w:rPr>
           <w:lang w:val="es_ES" w:bidi="es_ES"/>
         </w:rPr>
-        <w:t xml:space="preserve"> Ustedes no recibieron un espíritu que los esclavice de nuevo al miedo. En cambio, recibieron el Espíritu de adopción, por el cual clamamos: «¡Abba, Padre!».</w:t>
+        <w:t xml:space="preserve"> Ustedes no recibieron un espíritu que los esclavice de nuevo al miedo. En cambio, recibieron el Espíritu de adopción, por el cual clamamos: «¡Abba, Padre!”.</w:t>
       </w:r>
     </w:p>
     <w:p>
@@ -4610,7 +4610,7 @@
         <w:rPr>
           <w:lang w:val="es_ES" w:bidi="es_ES"/>
         </w:rPr>
-        <w:t xml:space="preserve"> de que la creación misma será liberada de la esclavitud de la corrupción para participar en la gloriosa libertad de los hijos de Dios.</w:t>
+        <w:t xml:space="preserve"> de que la creación misma será liberada de la esclavitud de la corrupción. Será liberada para participar en la gloriosa libertad de los hijos de Dios.</w:t>
       </w:r>
     </w:p>
     <w:p>
@@ -4715,7 +4715,7 @@
         <w:rPr>
           <w:lang w:val="es_ES" w:bidi="es_ES"/>
         </w:rPr>
-        <w:t xml:space="preserve"> De la misma manera, el Espíritu nos ayuda en nuestra debilidad. No sabemos qué pedir en oración, pero el Espíritu mismo intercede por nosotros con gemidos que no pueden expresarse con palabras.</w:t>
+        <w:t xml:space="preserve"> De la misma manera, el Espíritu nos ayuda en nuestra debilidad. No sabemos qué pedir en oración. Pero el Espíritu mismo intercede por nosotros con gemidos que no pueden expresarse con palabras.</w:t>
       </w:r>
     </w:p>
     <w:p>
@@ -4841,7 +4841,7 @@
         <w:rPr>
           <w:lang w:val="es_ES" w:bidi="es_ES"/>
         </w:rPr>
-        <w:t xml:space="preserve"> El no se guardó ni a su propio Hijo, sino que lo entregó por todos nosotros. ¿Cómo no nos dará también con él todas las cosas?</w:t>
+        <w:t xml:space="preserve"> Él no se guardó ni a su propio Hijo, sino que lo entregó por todos nosotros. ¿Cómo no nos dará también con él todas las cosas?</w:t>
       </w:r>
     </w:p>
     <w:p>
@@ -4925,7 +4925,7 @@
         <w:rPr>
           <w:lang w:val="es_ES" w:bidi="es_ES"/>
         </w:rPr>
-        <w:t xml:space="preserve"> Las Escrituras dicen: «Por tu causa nos llevan a la muerte todos los días; nos tratan como ovejas destinadas al matadero».</w:t>
+        <w:t xml:space="preserve"> Las Escrituras dicen: “Por tu causa nos llevan a la muerte todos los días; nos tratan como ovejas destinadas al matadero”.</w:t>
       </w:r>
     </w:p>
     <w:p>
@@ -5151,7 +5151,7 @@
         <w:rPr>
           <w:lang w:val="es_ES" w:bidi="es_ES"/>
         </w:rPr>
-        <w:t xml:space="preserve"> Tampoco por ser descendientes de Abraham son todos hijos de Abraham. Al contrario, está escrito: «Tu descendencia se establecerá por medio de Isaac».</w:t>
+        <w:t xml:space="preserve"> Tampoco por ser descendientes de Abraham son todos hijos de Abraham. Al contrario, está escrito: “Tu descendencia se establecerá por medio de Isaac”.</w:t>
       </w:r>
     </w:p>
     <w:p>
@@ -5193,7 +5193,7 @@
         <w:rPr>
           <w:lang w:val="es_ES" w:bidi="es_ES"/>
         </w:rPr>
-        <w:t xml:space="preserve"> La promesa fue esta: «El año que viene por estas fechas volveré a visitarte, y para entonces Sara tendrá un hijo».</w:t>
+        <w:t xml:space="preserve"> La promesa fue esta: “El año que viene por estas fechas volveré a visitarte, y para entonces Sara tendrá un hijo”.</w:t>
       </w:r>
     </w:p>
     <w:p>
@@ -5229,13 +5229,13 @@
           <w:vertAlign w:val="superscript"/>
           <w:lang w:val="es_ES" w:bidi="es_ES"/>
         </w:rPr>
-        <w:t>13</w:t>
-      </w:r>
-      <w:r>
-        <w:rPr>
-          <w:lang w:val="es_ES" w:bidi="es_ES"/>
-        </w:rPr>
-        <w:t xml:space="preserve"> Antes de que los mellizos nacieran o hicieran algo bueno o malo, se le dijo a ella: «El mayor servirá al menor». Fue así para que el propósito de Dios conforme a su elección permaneciera, no por obras sino por el que llama. Pues está escrito: «Amé a Jacob, pero aborrecí a Esaú».</w:t>
+        <w:t>11-13</w:t>
+      </w:r>
+      <w:r>
+        <w:rPr>
+          <w:lang w:val="es_ES" w:bidi="es_ES"/>
+        </w:rPr>
+        <w:t xml:space="preserve"> Antes de que los mellizos nacieran o hicieran algo bueno o malo, se le dijo a ella: “El mayor servirá al menor”. Fue así para que el propósito de Dios conforme a su elección permaneciera, no por obras sino por el que llama. Pues está escrito: “Amé a Jacob, pero aborrecí a Esaú”.</w:t>
       </w:r>
     </w:p>
     <w:p>
@@ -5277,7 +5277,7 @@
         <w:rPr>
           <w:lang w:val="es_ES" w:bidi="es_ES"/>
         </w:rPr>
-        <w:t xml:space="preserve"> Dios le dijo a Moisés: «Tendré misericordia de quien yo quiera tener misericordia y mostraré compasión a quien yo quiera mostrar compasión».</w:t>
+        <w:t xml:space="preserve"> Dios le dijo a Moisés: “Tendré misericordia de quien yo quiera tener misericordia y mostraré compasión a quien yo quiera mostrar compasión”.</w:t>
       </w:r>
     </w:p>
     <w:p>
@@ -5319,7 +5319,7 @@
         <w:rPr>
           <w:lang w:val="es_ES" w:bidi="es_ES"/>
         </w:rPr>
-        <w:t xml:space="preserve"> La Escritura le dice al faraón: «Pero por esta razón te he mantenido en pie: para mostrarte mi poder y para que mi nombre sea proclamado en toda la tierra».</w:t>
+        <w:t xml:space="preserve"> La Escritura le dice al faraón: “Pero por esta razón te he mantenido en pie: para mostrarte mi poder y para que mi nombre sea proclamado en toda la tierra”.</w:t>
       </w:r>
     </w:p>
     <w:p>
@@ -5382,7 +5382,7 @@
         <w:rPr>
           <w:lang w:val="es_ES" w:bidi="es_ES"/>
         </w:rPr>
-        <w:t xml:space="preserve"> Pero yo pregunto quién eres tú para cuestionarlo. La vasija nunca le dice al alfarero: «¿Qué estás haciendo?».</w:t>
+        <w:t xml:space="preserve"> Pero yo pregunto quién eres tú para cuestionarlo. La vasija nunca le dice al alfarero: «¿Qué estás haciendo?”.</w:t>
       </w:r>
     </w:p>
     <w:p>
@@ -5439,7 +5439,7 @@
           <w:vertAlign w:val="superscript"/>
           <w:lang w:val="es_ES" w:bidi="es_ES"/>
         </w:rPr>
-        <w:t>24</w:t>
+        <w:t>23-24</w:t>
       </w:r>
       <w:r>
         <w:rPr>
@@ -5466,7 +5466,7 @@
         <w:rPr>
           <w:lang w:val="es_ES" w:bidi="es_ES"/>
         </w:rPr>
-        <w:t xml:space="preserve"> ¿Recuerdan lo que dice la profecía de Oseas? Dice: «Llamaré pueblo mío al que no era mi pueblo; llamaré amada mía a la que no era amada.</w:t>
+        <w:t xml:space="preserve"> ¿Recuerdan lo que dice la profecía de Oseas? Dice: “Llamaré pueblo mío al que no era mi pueblo; llamaré amada mía a la que no era amada.</w:t>
       </w:r>
     </w:p>
     <w:p>
@@ -5487,7 +5487,7 @@
         <w:rPr>
           <w:lang w:val="es_ES" w:bidi="es_ES"/>
         </w:rPr>
-        <w:t xml:space="preserve"> Entonces, en el mismo lugar donde se les dijo: "Ustedes no son mi pueblo", se les llamará "hijos del Dios viviente"».</w:t>
+        <w:t xml:space="preserve"> Entonces, en el mismo lugar donde se les dijo: “Ustedes no son mi pueblo”, se les llamará “hijos del Dios viviente”».</w:t>
       </w:r>
     </w:p>
     <w:p>
@@ -5508,7 +5508,7 @@
         <w:rPr>
           <w:lang w:val="es_ES" w:bidi="es_ES"/>
         </w:rPr>
-        <w:t xml:space="preserve"> El profeta Isaías dijo esto acerca de los israelitas: «Aunque Israel sea tan numeroso como la arena del mar, solo un remanente regresará.</w:t>
+        <w:t xml:space="preserve"> El profeta Isaías dijo esto acerca de los israelitas: “Aunque Israel sea tan numeroso como la arena del mar, solo un remanente regresará.</w:t>
       </w:r>
     </w:p>
     <w:p>
@@ -5529,7 +5529,7 @@
         <w:rPr>
           <w:lang w:val="es_ES" w:bidi="es_ES"/>
         </w:rPr>
-        <w:t xml:space="preserve"> El Señor Todopoderoso ha decretado la destrucción de todo el país».</w:t>
+        <w:t xml:space="preserve"> El Señor Todopoderoso ha decretado la destrucción de todo el país”.</w:t>
       </w:r>
     </w:p>
     <w:p>
@@ -5550,7 +5550,7 @@
         <w:rPr>
           <w:lang w:val="es_ES" w:bidi="es_ES"/>
         </w:rPr>
-        <w:t xml:space="preserve"> Isaías también dice: «Si el Señor Todopoderoso no hubiera dejado algunos sobrevivientes, habríamos acabado como Sodoma y Gomorra».</w:t>
+        <w:t xml:space="preserve"> Isaías también dice: “Si el Señor Todopoderoso no hubiera dejado algunos sobrevivientes, habríamos acabado como Sodoma y Gomorra”.</w:t>
       </w:r>
     </w:p>
     <w:p>
@@ -5634,7 +5634,7 @@
         <w:rPr>
           <w:lang w:val="es_ES" w:bidi="es_ES"/>
         </w:rPr>
-        <w:t xml:space="preserve"> Así está escrito: «Miren, yo pongo en Sion una piedra como fundamento, una piedra probada, una piedra angular preciosa, un fundamento firme. El que crea no andará apurado».</w:t>
+        <w:t xml:space="preserve"> Así está escrito: “Miren, yo pongo en Sion una piedra como fundamento, una piedra probada, una piedra angular preciosa, un fundamento firme. El que crea no pasará vergüenza”.</w:t>
       </w:r>
     </w:p>
     <w:p>
@@ -5755,7 +5755,7 @@
         <w:rPr>
           <w:lang w:val="es_ES" w:bidi="es_ES"/>
         </w:rPr>
-        <w:t xml:space="preserve"> Moisés describe así la justicia que se basa en la ley: «La persona que haga estas cosas vivirá por ellas».</w:t>
+        <w:t xml:space="preserve"> Moisés describe así la justicia que se basa en la ley: “La persona que haga estas cosas vivirá por ellas”.</w:t>
       </w:r>
     </w:p>
     <w:p>
@@ -5776,7 +5776,7 @@
         <w:rPr>
           <w:lang w:val="es_ES" w:bidi="es_ES"/>
         </w:rPr>
-        <w:t xml:space="preserve"> Sin embargo, la justicia que se basa en la fe dice: «No digas en tu corazón: "¿Quién subirá al cielo?"» (es decir, para hacer descender a Cristo),</w:t>
+        <w:t xml:space="preserve"> Sin embargo, la justicia que se basa en la fe dice: “No digas en tu corazón: "¿Quién subirá al cielo?”». Esto es, para hacer descender a Cristo.</w:t>
       </w:r>
     </w:p>
     <w:p>
@@ -5797,7 +5797,7 @@
         <w:rPr>
           <w:lang w:val="es_ES" w:bidi="es_ES"/>
         </w:rPr>
-        <w:t xml:space="preserve"> ni «"¿Quién descenderá al abismo?"» (es decir, para hacer subir a Cristo de entre los muertos).</w:t>
+        <w:t xml:space="preserve"> Ni dice: «”¿Quién descenderá al abismo?”». Esto es, para hacer subir a Cristo de entre los muertos.</w:t>
       </w:r>
     </w:p>
     <w:p>
@@ -5818,7 +5818,7 @@
         <w:rPr>
           <w:lang w:val="es_ES" w:bidi="es_ES"/>
         </w:rPr>
-        <w:t xml:space="preserve"> Más bien, ¿qué dice la Escritura? «La palabra está muy cerca de ti, en tu boca y en tu corazón». Esta es la palabra de fe que predicamos.</w:t>
+        <w:t xml:space="preserve"> Más bien, ¿qué dice la Escritura? Dice: “La palabra está muy cerca de ti, en tu boca y en tu corazón”. Esta es la palabra de fe que predicamos.</w:t>
       </w:r>
     </w:p>
     <w:p>
@@ -5881,7 +5881,7 @@
         <w:rPr>
           <w:lang w:val="es_ES" w:bidi="es_ES"/>
         </w:rPr>
-        <w:t xml:space="preserve"> La Escritura dice: «El que cree en él no será defraudado».</w:t>
+        <w:t xml:space="preserve"> La Escritura dice: “El que cree en él no pasará vergüenza”.</w:t>
       </w:r>
     </w:p>
     <w:p>
@@ -5923,7 +5923,7 @@
         <w:rPr>
           <w:lang w:val="es_ES" w:bidi="es_ES"/>
         </w:rPr>
-        <w:t xml:space="preserve"> La Escritura también dice: «Todo el que invoque el nombre del Señor será salvo».</w:t>
+        <w:t xml:space="preserve"> La Escritura también dice: “Todo el que invoque el nombre del Señor será salvo”.</w:t>
       </w:r>
     </w:p>
     <w:p>
@@ -5965,7 +5965,7 @@
         <w:rPr>
           <w:lang w:val="es_ES" w:bidi="es_ES"/>
         </w:rPr>
-        <w:t xml:space="preserve"> ¿Y cómo pueden ir a predicar si no son enviados? Como está escrito: «¡Hermosos los pies de los que traen buenas nuevas!».</w:t>
+        <w:t xml:space="preserve"> ¿Y cómo pueden ir a predicar si no son enviados? Como está escrito: «¡Hermosos los pies de los que traen buenas nuevas!”.</w:t>
       </w:r>
     </w:p>
     <w:p>
@@ -5986,7 +5986,7 @@
         <w:rPr>
           <w:lang w:val="es_ES" w:bidi="es_ES"/>
         </w:rPr>
-        <w:t xml:space="preserve"> Pero no todos obedecieron las buenas noticias. Por eso Isaías dice: «¿Quién ha creído a nuestro mensaje?».</w:t>
+        <w:t xml:space="preserve"> Pero no todos obedecieron las buenas noticias. Por eso Isaías dice: «¿Quién ha creído a nuestro mensaje?”.</w:t>
       </w:r>
     </w:p>
     <w:p>
@@ -6028,7 +6028,7 @@
         <w:rPr>
           <w:lang w:val="es_ES" w:bidi="es_ES"/>
         </w:rPr>
-        <w:t xml:space="preserve"> Pero yo pregunto: ¿Acaso no han oído? Claro que sí han oído: «Su mensaje llega a toda la tierra; sus palabras alcanzan los confines del mundo».</w:t>
+        <w:t xml:space="preserve"> Pero yo pregunto: ¿acaso no han oído? Claro que sí han oído: “Su mensaje llega a toda la tierra; sus palabras alcanzan los confines del mundo”.</w:t>
       </w:r>
     </w:p>
     <w:p>
@@ -6049,7 +6049,7 @@
         <w:rPr>
           <w:lang w:val="es_ES" w:bidi="es_ES"/>
         </w:rPr>
-        <w:t xml:space="preserve"> Pregunto de nuevo: ¿acaso Israel no entendió el mensaje? Primero Moisés dice: «Ahora yo los pondré celosos con gente que no es mi pueblo, los provocaré con naciones insensatas».</w:t>
+        <w:t xml:space="preserve"> Pregunto de nuevo: ¿acaso Israel no entendió el mensaje? Primero Moisés dice: “Ahora yo los pondré celosos con gente que no es mi pueblo, los provocaré con naciones insensatas”.</w:t>
       </w:r>
     </w:p>
     <w:p>
@@ -6070,7 +6070,7 @@
         <w:rPr>
           <w:lang w:val="es_ES" w:bidi="es_ES"/>
         </w:rPr>
-        <w:t xml:space="preserve"> Luego Isaías se atreve a decir: «Gente que nunca antes preguntó por mí ahora me busca. Naciones que nunca antes me buscaron ahora me encuentran».</w:t>
+        <w:t xml:space="preserve"> Luego Isaías se atreve a decir: “Gente que nunca antes preguntó por mí ahora me busca. Naciones que nunca antes me buscaron ahora me encuentran”.</w:t>
       </w:r>
     </w:p>
     <w:p>
@@ -6091,7 +6091,7 @@
         <w:rPr>
           <w:lang w:val="es_ES" w:bidi="es_ES"/>
         </w:rPr>
-        <w:t xml:space="preserve"> Pero acerca de Israel dice: «Todo el día extendí mis manos hacia ellos, pero ellos siguieron su propio camino y sus malos pensamientos».</w:t>
+        <w:t xml:space="preserve"> Pero acerca de Israel dice: “Todo el día extendí mis manos hacia ellos, pero ellos siguieron su propio camino y sus malos pensamientos”.</w:t>
       </w:r>
     </w:p>
     <w:p>
@@ -6170,7 +6170,7 @@
         <w:rPr>
           <w:lang w:val="es_ES" w:bidi="es_ES"/>
         </w:rPr>
-        <w:t xml:space="preserve"> «Señor, han matado a tus profetas y han derribado tus altares. Solo yo he quedado, y ahora también quieren matarme».</w:t>
+        <w:t xml:space="preserve"> «Señor, han matado a tus profetas y han derribado tus altares. Solo yo he quedado, y ahora también quieren matarme”.</w:t>
       </w:r>
     </w:p>
     <w:p>
@@ -6191,7 +6191,7 @@
         <w:rPr>
           <w:lang w:val="es_ES" w:bidi="es_ES"/>
         </w:rPr>
-        <w:t xml:space="preserve"> ¿Recuerdan cómo le respondió Dios? «He dejado 7.000 hombres en Israel que nunca se han postrado ante Baal ni lo han adorado».</w:t>
+        <w:t xml:space="preserve"> ¿Recuerdan cómo le respondió Dios? “He dejado 7.000 hombres en Israel que nunca se han postrado ante Baal ni lo han adorado”.</w:t>
       </w:r>
     </w:p>
     <w:p>
@@ -6275,7 +6275,7 @@
         <w:rPr>
           <w:lang w:val="es_ES" w:bidi="es_ES"/>
         </w:rPr>
-        <w:t xml:space="preserve"> Como dicen las Escrituras: «El Señor ha derramado sobre ustedes un espíritu de sueño profundo. Dios les ha dado un espíritu de sopor; no les ha dado ojos para ver, ni oídos para escuchar».</w:t>
+        <w:t xml:space="preserve"> Como dicen las Escrituras: “El Señor ha derramado sobre ustedes un espíritu de sueño profundo. Dios les ha dado un espíritu de sopor; no les ha dado ojos para ver, ni oídos para escuchar”.</w:t>
       </w:r>
     </w:p>
     <w:p>
@@ -6296,7 +6296,7 @@
         <w:rPr>
           <w:lang w:val="es_ES" w:bidi="es_ES"/>
         </w:rPr>
-        <w:t xml:space="preserve"> Y David también exclamó: «Que su mesa se convierta en trampa; que su banquete sea un lazo para ellos.</w:t>
+        <w:t xml:space="preserve"> Y David también exclamó: “Que su mesa se convierta en trampa; que su banquete sea un lazo para ellos.</w:t>
       </w:r>
     </w:p>
     <w:p>
@@ -6317,7 +6317,7 @@
         <w:rPr>
           <w:lang w:val="es_ES" w:bidi="es_ES"/>
         </w:rPr>
-        <w:t xml:space="preserve"> Que sus ojos se oscurezcan y no vean; que su espalda se encorve para siempre».</w:t>
+        <w:t xml:space="preserve"> Que sus ojos se oscurezcan y no vean; que su espalda se encorve para siempre”.</w:t>
       </w:r>
     </w:p>
     <w:p>
@@ -6506,7 +6506,7 @@
         <w:rPr>
           <w:lang w:val="es_ES" w:bidi="es_ES"/>
         </w:rPr>
-        <w:t xml:space="preserve"> Quizás digas: «Cortaron esas ramas para injertarme a mí».</w:t>
+        <w:t xml:space="preserve"> Quizá digas: —Cortaron esas ramas para injertarme a mí.</w:t>
       </w:r>
     </w:p>
     <w:p>
@@ -6653,7 +6653,7 @@
         <w:rPr>
           <w:lang w:val="es_ES" w:bidi="es_ES"/>
         </w:rPr>
-        <w:t xml:space="preserve"> Y después de esto, todo Israel será salvo. Así está escrito: «El Redentor vendrá a Sion y a los de Jacob que se arrepientan de su rebelión.</w:t>
+        <w:t xml:space="preserve"> Y después de esto, todo Israel será salvo. Así está escrito: “El Redentor vendrá a Sion y a los de Jacob que se arrepientan de su rebelión.</w:t>
       </w:r>
     </w:p>
     <w:p>
@@ -6674,7 +6674,7 @@
         <w:rPr>
           <w:lang w:val="es_ES" w:bidi="es_ES"/>
         </w:rPr>
-        <w:t xml:space="preserve"> Este será mi pacto con ellos cuando quite sus pecados».</w:t>
+        <w:t xml:space="preserve"> Este será mi pacto con ellos cuando quite sus pecados”.</w:t>
       </w:r>
     </w:p>
     <w:p>
@@ -6695,7 +6695,7 @@
         <w:rPr>
           <w:lang w:val="es_ES" w:bidi="es_ES"/>
         </w:rPr>
-        <w:t xml:space="preserve"> En cuanto al evangelio, muchos israelitas son enemigos de Dios, y esto los ha beneficiado a ustedes. Sin embargo, Dios todavía los ama a ellos por causa de sus antepasados, a quienes eligió.</w:t>
+        <w:t xml:space="preserve"> En cuanto a las buenas noticias, muchos israelitas son enemigos de Dios, y esto los ha beneficiado a ustedes. Sin embargo, Dios todavía los ama a ellos por causa de sus antepasados, a quienes eligió.</w:t>
       </w:r>
     </w:p>
     <w:p>
@@ -6963,7 +6963,7 @@
         <w:rPr>
           <w:lang w:val="es_ES" w:bidi="es_ES"/>
         </w:rPr>
-        <w:t xml:space="preserve"> Pues así como el cuerpo tiene muchos miembros, y cada uno cumple una función diferente,</w:t>
+        <w:t xml:space="preserve"> Pues el cuerpo tiene muchos miembros, y cada uno cumple una función diferente.</w:t>
       </w:r>
     </w:p>
     <w:p>
@@ -6984,7 +6984,7 @@
         <w:rPr>
           <w:lang w:val="es_ES" w:bidi="es_ES"/>
         </w:rPr>
-        <w:t xml:space="preserve"> así también nosotros, siendo muchos, formamos un solo cuerpo en Cristo, y cada uno es miembro de los demás.</w:t>
+        <w:t xml:space="preserve"> Del mismo modo, también nosotros, siendo muchos, formamos un solo cuerpo en Cristo, y cada uno es miembro de los demás.</w:t>
       </w:r>
     </w:p>
     <w:p>
@@ -7278,7 +7278,7 @@
         <w:rPr>
           <w:lang w:val="es_ES" w:bidi="es_ES"/>
         </w:rPr>
-        <w:t xml:space="preserve"> Queridos hermanos, nunca tomen venganza ustedes mismos. Dejen que Dios se encargue, porque está escrito: «Mía es la venganza; yo daré el pago, dice el Señor».</w:t>
+        <w:t xml:space="preserve"> Queridos hermanos, nunca tomen venganza ustedes mismos. Dejen que Dios se encargue, porque está escrito: “Mía es la venganza; yo daré el pago, dice el Señor”.</w:t>
       </w:r>
     </w:p>
     <w:p>
@@ -7299,7 +7299,7 @@
         <w:rPr>
           <w:lang w:val="es_ES" w:bidi="es_ES"/>
         </w:rPr>
-        <w:t xml:space="preserve"> Más bien, «Si tu enemigo tiene hambre, dale de comer; si tiene sed, dale de beber. Así harás que se avergüence de lo que ha hecho».</w:t>
+        <w:t xml:space="preserve"> Más bien, “Si tu enemigo tiene hambre, dale de comer; si tiene sed, dale de beber. Así harás que se avergüence de lo que ha hecho”.</w:t>
       </w:r>
     </w:p>
     <w:p>
@@ -7525,7 +7525,7 @@
         <w:rPr>
           <w:lang w:val="es_ES" w:bidi="es_ES"/>
         </w:rPr>
-        <w:t xml:space="preserve"> Los mandamientos «no cometas adulterio», «no mates», «no robes», «no codicies» y cualquier otro se resumen en este: «Ama a tu prójimo como a ti mismo».</w:t>
+        <w:t xml:space="preserve"> Los mandamientos “no cometas adulterio”, “no mates”, “no robes”, “no codicies” y cualquier otro se resumen en este: “Ama a tu prójimo como a ti mismo”.</w:t>
       </w:r>
     </w:p>
     <w:p>
@@ -7877,7 +7877,7 @@
         <w:rPr>
           <w:lang w:val="es_ES" w:bidi="es_ES"/>
         </w:rPr>
-        <w:t xml:space="preserve"> Está escrito: «Por mí mismo he jurado. Ante mí se doblará toda rodilla y por mí jurará toda lengua».</w:t>
+        <w:t xml:space="preserve"> Está escrito: “Por mí mismo he jurado. Ante mí se doblará toda rodilla y por mí jurará toda lengua”.</w:t>
       </w:r>
     </w:p>
     <w:p>
@@ -8208,7 +8208,7 @@
         <w:rPr>
           <w:lang w:val="es_ES" w:bidi="es_ES"/>
         </w:rPr>
-        <w:t xml:space="preserve"> Ni siquiera Cristo buscó complacerse a sí mismo. Como está escrito: «Los insultos de los que te ofenden caen sobre mí».</w:t>
+        <w:t xml:space="preserve"> Ni siquiera Cristo buscó complacerse a sí mismo. Como está escrito: “Los insultos de los que te ofenden caen sobre mí”.</w:t>
       </w:r>
     </w:p>
     <w:p>
@@ -8250,7 +8250,7 @@
         <w:rPr>
           <w:lang w:val="es_ES" w:bidi="es_ES"/>
         </w:rPr>
-        <w:t xml:space="preserve"> Que el Dios que da constancia y aliento les conceda vivir en armonía unos con otros, conforme al ejemplo de Cristo Jesús,</w:t>
+        <w:t xml:space="preserve"> Que el Dios que da constancia y aliento les conceda vivir en armonía unos con otros, conforme al ejemplo de Cristo Jesús.</w:t>
       </w:r>
     </w:p>
     <w:p>
@@ -8271,7 +8271,7 @@
         <w:rPr>
           <w:lang w:val="es_ES" w:bidi="es_ES"/>
         </w:rPr>
-        <w:t xml:space="preserve"> para que juntos, a una sola voz, glorifiquen al Dios y Padre de nuestro Señor Jesucristo.</w:t>
+        <w:t xml:space="preserve"> Así juntos, a una sola voz, pueden glorificar al Dios y Padre de nuestro Señor Jesucristo.</w:t>
       </w:r>
     </w:p>
     <w:p>
@@ -8334,7 +8334,7 @@
         <w:rPr>
           <w:lang w:val="es_ES" w:bidi="es_ES"/>
         </w:rPr>
-        <w:t xml:space="preserve"> También vino para que los no judíos glorifiquen a Dios por su misericordia. Como está escrito: «Por eso te alabaré entre las naciones, Señor, y cantaré salmos a tu nombre».</w:t>
+        <w:t xml:space="preserve"> También vino para que los no judíos glorifiquen a Dios por su misericordia. Como está escrito: “Por eso te alabaré entre las naciones, Señor, y cantaré salmos a tu nombre”.</w:t>
       </w:r>
     </w:p>
     <w:p>
@@ -8355,7 +8355,7 @@
         <w:rPr>
           <w:lang w:val="es_ES" w:bidi="es_ES"/>
         </w:rPr>
-        <w:t xml:space="preserve"> Y en otro lugar dice: «Naciones, alégrense con el pueblo de Dios».</w:t>
+        <w:t xml:space="preserve"> Y en otro lugar dice: “Naciones, alégrense con el pueblo de Dios”.</w:t>
       </w:r>
     </w:p>
     <w:p>
@@ -8376,7 +8376,7 @@
         <w:rPr>
           <w:lang w:val="es_ES" w:bidi="es_ES"/>
         </w:rPr>
-        <w:t xml:space="preserve"> Y también dice: «Alaben al Señor, todas las naciones;alábenlo, todos los pueblos».</w:t>
+        <w:t xml:space="preserve"> Y también dice: “Alaben al Señor, todas las naciones; alábenlo, todos los pueblos”.</w:t>
       </w:r>
     </w:p>
     <w:p>
@@ -8397,7 +8397,7 @@
         <w:rPr>
           <w:lang w:val="es_ES" w:bidi="es_ES"/>
         </w:rPr>
-        <w:t xml:space="preserve"> Isaías también dice: «El descendiente de Isaí se levantará como una bandera para los pueblos. Las naciones acudirán a él, y su lugar de descanso será glorioso».</w:t>
+        <w:t xml:space="preserve"> Isaías también dice: “El descendiente de Isaí se levantará como una bandera para los pueblos. Las naciones acudirán a él, y su lugar de descanso será glorioso”.</w:t>
       </w:r>
     </w:p>
     <w:p>
@@ -8544,7 +8544,7 @@
         <w:rPr>
           <w:lang w:val="es_ES" w:bidi="es_ES"/>
         </w:rPr>
-        <w:t xml:space="preserve"> También lo he hecho por medio de señales y prodigios, por el poder del Espíritu de Dios. Así que he proclamado las buenas noticias, el evangelio de Cristo, desde Jerusalén hasta Iliria.</w:t>
+        <w:t xml:space="preserve"> También lo he hecho por medio de señales y prodigios, por el poder del Espíritu de Dios. Así que he proclamado las buenas noticias de Cristo desde Jerusalén hasta Iliria.</w:t>
       </w:r>
     </w:p>
     <w:p>
@@ -8565,7 +8565,7 @@
         <w:rPr>
           <w:lang w:val="es_ES" w:bidi="es_ES"/>
         </w:rPr>
-        <w:t xml:space="preserve"> Mi propósito siempre ha sido predicar el evangelio donde Cristo no haya sido anunciado, para no edificar sobre fundamento ajeno.</w:t>
+        <w:t xml:space="preserve"> Mi propósito siempre ha sido predicarlas donde Cristo no haya sido anunciado, para no edificar sobre fundamento ajeno.</w:t>
       </w:r>
     </w:p>
     <w:p>
@@ -8586,7 +8586,7 @@
         <w:rPr>
           <w:lang w:val="es_ES" w:bidi="es_ES"/>
         </w:rPr>
-        <w:t xml:space="preserve"> Más bien, he hecho lo que está escrito: «Los que nunca habían oído de él lo verán; los que no habían escuchado comprenderán».</w:t>
+        <w:t xml:space="preserve"> Más bien, he hecho lo que está escrito: “Los que nunca habían oído de él lo verán; los que no habían escuchado comprenderán”.</w:t>
       </w:r>
     </w:p>
     <w:p>
@@ -9337,7 +9337,7 @@
         <w:rPr>
           <w:lang w:val="es_ES" w:bidi="es_ES"/>
         </w:rPr>
-        <w:t xml:space="preserve"> Gayo, que me ha hospedado a mí y a toda la iglesia, les envía saludos. También les saludan Erasto, el tesorero de la ciudad, y nuestro hermano Cuarto. Al que puede fortalecerlos conforme a mi evangelio y a la predicación acerca de Jesucristo, según la revelación del misterio mantenido en secreto durante siglos, pero manifestado ahora por medio de las Escrituras proféticas, y dado a conocer a todas las naciones por orden del Dios eterno para que obedezcan a la fe, es decir, al único Dios sabio, sea la gloria por medio de Jesucristo para siempre. Amén.</w:t>
+        <w:t xml:space="preserve"> Gayo, que me ha hospedado a mí y a toda la iglesia, les envía saludos. También les saludan Erasto, el tesorero de la ciudad, y nuestro hermano Cuarto.</w:t>
       </w:r>
     </w:p>
     <w:p>
@@ -9359,6 +9359,27 @@
           <w:lang w:val="es_ES" w:bidi="es_ES"/>
         </w:rPr>
         <w:t xml:space="preserve"> Que la gracia de nuestro Señor Jesucristo sea con todos ustedes. Amén.</w:t>
+      </w:r>
+    </w:p>
+    <w:p>
+      <w:pPr/>
+      <w:r>
+        <w:rPr>
+          <w:lang w:val="es_ES" w:bidi="es_ES"/>
+        </w:rPr>
+      </w:r>
+      <w:r>
+        <w:rPr>
+          <w:vertAlign w:val="superscript"/>
+          <w:lang w:val="es_ES" w:bidi="es_ES"/>
+        </w:rPr>
+        <w:t>25-27</w:t>
+      </w:r>
+      <w:r>
+        <w:rPr>
+          <w:lang w:val="es_ES" w:bidi="es_ES"/>
+        </w:rPr>
+        <w:t xml:space="preserve"> Al único Dios sabio sea la gloria por medio de Jesucristo para siempre. Él puede fortalecerlos conforme a las buenas noticias que predico. Estas buenas noticias acerca de Jesucristo eran un misterio mantenido en secreto durante siglos. Pero se han revelado y manifestado ahora, como lo predijeron las Escrituras proféticas. Se han dado a conocer a todas las naciones por orden del Dios eterno para que obedezcan por fe a Jesucristo. Amén.</w:t>
       </w:r>
     </w:p>
     <w:sectPr>
